--- a/data/cvs/cv_51_Exnaton_Ag_Fullstack_Engineer__with_DevOps_focus___.docx
+++ b/data/cvs/cv_51_Exnaton_Ag_Fullstack_Engineer__with_DevOps_focus___.docx
@@ -86,7 +86,7 @@
         <w:rPr>
           <w:sz w:val="20"/>
         </w:rPr>
-        <w:t>Full Stack Developer with a DevOps focus, currently building production systems at Copy Cat Group. I work across the full stack, from Python backends and REST APIs to React frontends, with a focus on enterprise-level solutions. My recent projects include integrating SAP APIs with internal systems, designing comprehensive system architecture documents, and building an AI-powered tender scraping pipeline. I have a strong background in AI data annotation and evaluation, having worked with various LLM and multimodal models.</w:t>
+        <w:t>Full Stack Developer with a DevOps focus, currently building production-ready systems at Copy Cat Group. I work across the entire stack, from Python backends and REST APIs to React frontends, with a focus on automation and AI integration. Recent projects include an SAP API integration, an AI-powered tender scraping pipeline, and a comprehensive System Design Document for enterprise architecture. I'm experienced in developing full-stack applications, collaborating with cross-functional teams, and implementing scalable solutions.</w:t>
       </w:r>
     </w:p>
     <w:p>
@@ -209,7 +209,7 @@
         <w:rPr>
           <w:sz w:val="20"/>
         </w:rPr>
-        <w:t>n8n, Playwright, APScheduler, Web Scraping, REST APIs, GitOps</w:t>
+        <w:t>n8n, Playwright, APScheduler, Web Scraping, REST APIs</w:t>
       </w:r>
     </w:p>
     <w:p>
@@ -227,7 +227,7 @@
         <w:rPr>
           <w:sz w:val="20"/>
         </w:rPr>
-        <w:t>AWS, Google Cloud Platform, Oracle Cloud, Kubernetes, Helm, CI/CD, Docker</w:t>
+        <w:t>GitOps, Kubernetes, AWS, Google Cloud Platform, Oracle Cloud, Server Provisioning, Cloud Infrastructure, CI/CD Pipelines, Monitoring, Logging</w:t>
       </w:r>
     </w:p>
     <w:p>
@@ -245,7 +245,7 @@
         <w:rPr>
           <w:sz w:val="20"/>
         </w:rPr>
-        <w:t>flux, arm64, amd64, headless CMS, component library</w:t>
+        <w:t>flux, Helm, headless CMS, component library, Fullstack Engineer, micro-services, polyglot, high availability</w:t>
       </w:r>
     </w:p>
     <w:p>
@@ -263,7 +263,7 @@
         <w:rPr>
           <w:sz w:val="20"/>
         </w:rPr>
-        <w:t>Fullstack, AWS infrastructure, cloud resources, deployments, logging, microservices</w:t>
+        <w:t>development pipeline, streamlining, multi-tenancy architecture, AWS infrastructure, cloud resources, deployments, microservices architecture, scalability, efficiency</w:t>
       </w:r>
     </w:p>
     <w:p>
@@ -325,7 +325,7 @@
         <w:rPr>
           <w:sz w:val="20"/>
         </w:rPr>
-        <w:t>Designing and documenting system architecture, including Application, Data, Integration, and Security layers.</w:t>
+        <w:t>Authoring System Design Documents (SDDs) for enterprise architecture, detailing application, data, integration, and security aspects.</w:t>
       </w:r>
     </w:p>
     <w:p>
@@ -337,7 +337,7 @@
         <w:rPr>
           <w:sz w:val="20"/>
         </w:rPr>
-        <w:t>Building an AI-powered tender scraping pipeline, automating tender discovery and processing with agentic systems.</w:t>
+        <w:t>Designing and prototyping an AI-powered tender scraping pipeline to automate tender discovery and processing.</w:t>
       </w:r>
     </w:p>
     <w:p>
@@ -372,7 +372,31 @@
         <w:rPr>
           <w:sz w:val="20"/>
         </w:rPr>
-        <w:t>Generating difference-based captions for multimodal datasets, improving model accuracy through detailed annotations.</w:t>
+        <w:t>Train AI models by generating accurate difference-based captions for multimodal datasets</w:t>
+      </w:r>
+    </w:p>
+    <w:p>
+      <w:pPr>
+        <w:pStyle w:val="ListBullet"/>
+        <w:spacing w:before="0" w:after="20"/>
+      </w:pPr>
+      <w:r>
+        <w:rPr>
+          <w:sz w:val="20"/>
+        </w:rPr>
+        <w:t>Perform categorisation, bounding, consistency checks, and image-level validation to improve multimodal model accuracy</w:t>
+      </w:r>
+    </w:p>
+    <w:p>
+      <w:pPr>
+        <w:pStyle w:val="ListBullet"/>
+        <w:spacing w:before="0" w:after="20"/>
+      </w:pPr>
+      <w:r>
+        <w:rPr>
+          <w:sz w:val="20"/>
+        </w:rPr>
+        <w:t>Contribute high-quality annotated outputs that directly feed into production AI model training pipelines</w:t>
       </w:r>
     </w:p>
     <w:p>
@@ -407,7 +431,31 @@
         <w:rPr>
           <w:sz w:val="20"/>
         </w:rPr>
-        <w:t>Developing full-stack solutions for diverse clients, including UI components, API optimisation, and CMS management.</w:t>
+        <w:t>Developed and delivered full-stack solutions for U.S.-based clients across different sectors</w:t>
+      </w:r>
+    </w:p>
+    <w:p>
+      <w:pPr>
+        <w:pStyle w:val="ListBullet"/>
+        <w:spacing w:before="0" w:after="20"/>
+      </w:pPr>
+      <w:r>
+        <w:rPr>
+          <w:sz w:val="20"/>
+        </w:rPr>
+        <w:t>Built UI components, optimised APIs, and handled CMS-based website systems</w:t>
+      </w:r>
+    </w:p>
+    <w:p>
+      <w:pPr>
+        <w:pStyle w:val="ListBullet"/>
+        <w:spacing w:before="0" w:after="20"/>
+      </w:pPr>
+      <w:r>
+        <w:rPr>
+          <w:sz w:val="20"/>
+        </w:rPr>
+        <w:t>Collaborated with remote teams to debug, improve performance, and implement client feedback</w:t>
       </w:r>
     </w:p>
     <w:p>
@@ -442,7 +490,31 @@
         <w:rPr>
           <w:sz w:val="20"/>
         </w:rPr>
-        <w:t>Creating structured datasets for health and agriculture AI systems, ensuring annotation quality across languages and modalities.</w:t>
+        <w:t>Annotated and evaluated datasets for health and agriculture AI systems</w:t>
+      </w:r>
+    </w:p>
+    <w:p>
+      <w:pPr>
+        <w:pStyle w:val="ListBullet"/>
+        <w:spacing w:before="0" w:after="20"/>
+      </w:pPr>
+      <w:r>
+        <w:rPr>
+          <w:sz w:val="20"/>
+        </w:rPr>
+        <w:t>Performed intent detection, slot tagging, utterance verification, and structured dataset creation</w:t>
+      </w:r>
+    </w:p>
+    <w:p>
+      <w:pPr>
+        <w:pStyle w:val="ListBullet"/>
+        <w:spacing w:before="0" w:after="20"/>
+      </w:pPr>
+      <w:r>
+        <w:rPr>
+          <w:sz w:val="20"/>
+        </w:rPr>
+        <w:t>Ensured annotation quality and consistency across multilingual and multimodal training data</w:t>
       </w:r>
     </w:p>
     <w:p>
